--- a/SQL ödevi.docx
+++ b/SQL ödevi.docx
@@ -10,7 +10,15 @@
         <w:t xml:space="preserve"> </w:t>
       </w:r>
       <w:r>
-        <w:t>CREATE TABLE users (</w:t>
+        <w:t xml:space="preserve">CREATE TABLE </w:t>
+      </w:r>
+      <w:proofErr w:type="spellStart"/>
+      <w:r>
+        <w:t>users</w:t>
+      </w:r>
+      <w:proofErr w:type="spellEnd"/>
+      <w:r>
+        <w:t xml:space="preserve"> (</w:t>
       </w:r>
     </w:p>
     <w:p>
@@ -20,12 +28,28 @@
     </w:p>
     <w:p>
       <w:r>
-        <w:t xml:space="preserve">    fullname VARCHAR(100) NOT NULL,</w:t>
-      </w:r>
-    </w:p>
-    <w:p>
-      <w:r>
-        <w:t xml:space="preserve">    email VARCHAR(255) NOT NULL UNIQUE</w:t>
+        <w:t xml:space="preserve">    </w:t>
+      </w:r>
+      <w:proofErr w:type="spellStart"/>
+      <w:r>
+        <w:t>fullname</w:t>
+      </w:r>
+      <w:proofErr w:type="spellEnd"/>
+      <w:r>
+        <w:t xml:space="preserve"> VARCHAR(100) NOT NULL,</w:t>
+      </w:r>
+    </w:p>
+    <w:p>
+      <w:r>
+        <w:t xml:space="preserve">    </w:t>
+      </w:r>
+      <w:proofErr w:type="spellStart"/>
+      <w:r>
+        <w:t>email</w:t>
+      </w:r>
+      <w:proofErr w:type="spellEnd"/>
+      <w:r>
+        <w:t xml:space="preserve"> VARCHAR(255) NOT NULL UNIQUE</w:t>
       </w:r>
     </w:p>
     <w:p>
@@ -35,7 +59,31 @@
     </w:p>
     <w:p>
       <w:r>
-        <w:t>INSERT INTO users (fullname, email)</w:t>
+        <w:t xml:space="preserve">INSERT INTO </w:t>
+      </w:r>
+      <w:proofErr w:type="spellStart"/>
+      <w:r>
+        <w:t>users</w:t>
+      </w:r>
+      <w:proofErr w:type="spellEnd"/>
+      <w:r>
+        <w:t xml:space="preserve"> (</w:t>
+      </w:r>
+      <w:proofErr w:type="spellStart"/>
+      <w:r>
+        <w:t>fullname</w:t>
+      </w:r>
+      <w:proofErr w:type="spellEnd"/>
+      <w:r>
+        <w:t xml:space="preserve">, </w:t>
+      </w:r>
+      <w:proofErr w:type="spellStart"/>
+      <w:r>
+        <w:t>email</w:t>
+      </w:r>
+      <w:proofErr w:type="spellEnd"/>
+      <w:r>
+        <w:t>)</w:t>
       </w:r>
     </w:p>
     <w:p>
@@ -61,11 +109,67 @@
         <w:t xml:space="preserve"> </w:t>
       </w:r>
       <w:r>
-        <w:t>INSERT INTO users (fullname, email) VALUES     ('Ahmet Yılmaz', 'ahmet@gmail.com'),     ('Ayşe Demir', 'ayse@gmail.com'),     ('Mehmet Kaya', 'mehmet@gmail.com')</w:t>
+        <w:t xml:space="preserve">INSERT INTO </w:t>
+      </w:r>
+      <w:proofErr w:type="spellStart"/>
+      <w:r>
+        <w:t>users</w:t>
+      </w:r>
+      <w:proofErr w:type="spellEnd"/>
+      <w:r>
+        <w:t xml:space="preserve"> (</w:t>
+      </w:r>
+      <w:proofErr w:type="spellStart"/>
+      <w:r>
+        <w:t>fullname</w:t>
+      </w:r>
+      <w:proofErr w:type="spellEnd"/>
+      <w:r>
+        <w:t xml:space="preserve">, </w:t>
+      </w:r>
+      <w:proofErr w:type="spellStart"/>
+      <w:r>
+        <w:t>email</w:t>
+      </w:r>
+      <w:proofErr w:type="spellEnd"/>
+      <w:r>
+        <w:t>) VALUES     ('Ahmet Yılmaz', 'ahmet@gmail.com'),     ('Ayşe Demir', 'ayse@gmail.com'),     ('Mehmet Kaya', 'mehmet@gmail.com')</w:t>
       </w:r>
       <w:r>
         <w:tab/>
-        <w:t>3 row(s) affected Records: 3  Duplicates: 0  Warnings:</w:t>
+        <w:t xml:space="preserve">3 </w:t>
+      </w:r>
+      <w:proofErr w:type="spellStart"/>
+      <w:r>
+        <w:t>row</w:t>
+      </w:r>
+      <w:proofErr w:type="spellEnd"/>
+      <w:r>
+        <w:t xml:space="preserve">(s) </w:t>
+      </w:r>
+      <w:proofErr w:type="spellStart"/>
+      <w:r>
+        <w:t>affected</w:t>
+      </w:r>
+      <w:proofErr w:type="spellEnd"/>
+      <w:r>
+        <w:t xml:space="preserve"> </w:t>
+      </w:r>
+      <w:proofErr w:type="spellStart"/>
+      <w:r>
+        <w:t>Records</w:t>
+      </w:r>
+      <w:proofErr w:type="spellEnd"/>
+      <w:r>
+        <w:t xml:space="preserve">: 3  </w:t>
+      </w:r>
+      <w:proofErr w:type="spellStart"/>
+      <w:r>
+        <w:t>Duplicates</w:t>
+      </w:r>
+      <w:proofErr w:type="spellEnd"/>
+      <w:r>
+        <w:t>: 0  Warnings:</w:t>
       </w:r>
       <w:r>
         <w:t>0</w:t>
@@ -73,7 +177,23 @@
     </w:p>
     <w:p>
       <w:r>
-        <w:t>SELECT * from users;</w:t>
+        <w:t xml:space="preserve">SELECT * </w:t>
+      </w:r>
+      <w:proofErr w:type="spellStart"/>
+      <w:r>
+        <w:t>from</w:t>
+      </w:r>
+      <w:proofErr w:type="spellEnd"/>
+      <w:r>
+        <w:t xml:space="preserve"> </w:t>
+      </w:r>
+      <w:proofErr w:type="spellStart"/>
+      <w:r>
+        <w:t>users</w:t>
+      </w:r>
+      <w:proofErr w:type="spellEnd"/>
+      <w:r>
+        <w:t>;</w:t>
       </w:r>
     </w:p>
     <w:p>
@@ -133,12 +253,25 @@
     </w:p>
     <w:p>
       <w:r>
-        <w:t>UPDATE users</w:t>
-      </w:r>
-    </w:p>
-    <w:p>
-      <w:r>
-        <w:t>SET email = 'ahmet.yilmaz@gmail.com'</w:t>
+        <w:t xml:space="preserve">UPDATE </w:t>
+      </w:r>
+      <w:proofErr w:type="spellStart"/>
+      <w:r>
+        <w:t>users</w:t>
+      </w:r>
+      <w:proofErr w:type="spellEnd"/>
+    </w:p>
+    <w:p>
+      <w:r>
+        <w:t xml:space="preserve">SET </w:t>
+      </w:r>
+      <w:proofErr w:type="spellStart"/>
+      <w:r>
+        <w:t>email</w:t>
+      </w:r>
+      <w:proofErr w:type="spellEnd"/>
+      <w:r>
+        <w:t xml:space="preserve"> = 'ahmet.yilmaz@gmail.com'</w:t>
       </w:r>
     </w:p>
     <w:p>
@@ -203,8 +336,13 @@
     </w:p>
     <w:p>
       <w:r>
-        <w:t>DELETE FROM users</w:t>
-      </w:r>
+        <w:t xml:space="preserve">DELETE FROM </w:t>
+      </w:r>
+      <w:proofErr w:type="spellStart"/>
+      <w:r>
+        <w:t>users</w:t>
+      </w:r>
+      <w:proofErr w:type="spellEnd"/>
     </w:p>
     <w:p>
       <w:r>
@@ -271,35 +409,105 @@
         <w:t>2</w:t>
       </w:r>
       <w:r>
-        <w:t>-</w:t>
-      </w:r>
-      <w:r>
-        <w:t>SELECT users.fullname, users.email, orders.order_id</w:t>
-      </w:r>
-    </w:p>
-    <w:p>
-      <w:r>
-        <w:t>FROM users</w:t>
-      </w:r>
+        <w:t xml:space="preserve">-SELECT </w:t>
+      </w:r>
+      <w:proofErr w:type="spellStart"/>
+      <w:r>
+        <w:t>users.fullname</w:t>
+      </w:r>
+      <w:proofErr w:type="spellEnd"/>
+      <w:r>
+        <w:t xml:space="preserve">, </w:t>
+      </w:r>
+      <w:proofErr w:type="spellStart"/>
+      <w:r>
+        <w:t>users.email</w:t>
+      </w:r>
+      <w:proofErr w:type="spellEnd"/>
+      <w:r>
+        <w:t xml:space="preserve">, </w:t>
+      </w:r>
+      <w:proofErr w:type="spellStart"/>
+      <w:r>
+        <w:t>orders.order_id</w:t>
+      </w:r>
+      <w:proofErr w:type="spellEnd"/>
+    </w:p>
+    <w:p>
+      <w:r>
+        <w:t xml:space="preserve">FROM </w:t>
+      </w:r>
+      <w:proofErr w:type="spellStart"/>
+      <w:r>
+        <w:t>users</w:t>
+      </w:r>
+      <w:proofErr w:type="spellEnd"/>
     </w:p>
     <w:p>
       <w:r>
         <w:lastRenderedPageBreak/>
-        <w:t>INNER JOIN orders</w:t>
-      </w:r>
-    </w:p>
-    <w:p>
-      <w:r>
-        <w:t>ON users.id = orders.user_id;</w:t>
-      </w:r>
-    </w:p>
-    <w:p>
-      <w:r>
-        <w:t>Burda SELECT ile gösterilecek sütunlar FROM soldaki tabloları inner join sağdaki tabloyu</w:t>
-      </w:r>
-      <w:r>
-        <w:t xml:space="preserve"> ON ise birleştirme koşulu belirler bu örnektede users.id ile orders.user_id</w:t>
-      </w:r>
+        <w:t xml:space="preserve">INNER JOIN </w:t>
+      </w:r>
+      <w:proofErr w:type="spellStart"/>
+      <w:r>
+        <w:t>orders</w:t>
+      </w:r>
+      <w:proofErr w:type="spellEnd"/>
+    </w:p>
+    <w:p>
+      <w:r>
+        <w:t xml:space="preserve">ON users.id = </w:t>
+      </w:r>
+      <w:proofErr w:type="spellStart"/>
+      <w:r>
+        <w:t>orders.user_id</w:t>
+      </w:r>
+      <w:proofErr w:type="spellEnd"/>
+      <w:r>
+        <w:t>;</w:t>
+      </w:r>
+    </w:p>
+    <w:p>
+      <w:proofErr w:type="spellStart"/>
+      <w:r>
+        <w:t>Burda</w:t>
+      </w:r>
+      <w:proofErr w:type="spellEnd"/>
+      <w:r>
+        <w:t xml:space="preserve"> SELECT ile gösterilecek sütunlar FROM soldaki tabloları </w:t>
+      </w:r>
+      <w:proofErr w:type="spellStart"/>
+      <w:r>
+        <w:t>inner</w:t>
+      </w:r>
+      <w:proofErr w:type="spellEnd"/>
+      <w:r>
+        <w:t xml:space="preserve"> </w:t>
+      </w:r>
+      <w:proofErr w:type="spellStart"/>
+      <w:r>
+        <w:t>join</w:t>
+      </w:r>
+      <w:proofErr w:type="spellEnd"/>
+      <w:r>
+        <w:t xml:space="preserve"> sağdaki tabloyu</w:t>
+      </w:r>
+      <w:r>
+        <w:t xml:space="preserve"> ON ise birleştirme koşulu belirler bu </w:t>
+      </w:r>
+      <w:proofErr w:type="spellStart"/>
+      <w:r>
+        <w:t>örnektede</w:t>
+      </w:r>
+      <w:proofErr w:type="spellEnd"/>
+      <w:r>
+        <w:t xml:space="preserve"> users.id ile </w:t>
+      </w:r>
+      <w:proofErr w:type="spellStart"/>
+      <w:r>
+        <w:t>orders.user_id</w:t>
+      </w:r>
+      <w:proofErr w:type="spellEnd"/>
       <w:r>
         <w:t xml:space="preserve"> sütunu aynı olan satırları birleştirip kompozit sonuç ekrana gösterir.</w:t>
       </w:r>
@@ -311,7 +519,15 @@
     </w:p>
     <w:p>
       <w:r>
-        <w:t xml:space="preserve">Arka plan kaydeden uygulamaların aracılığı ile yetkisiz kişlerin </w:t>
+        <w:t xml:space="preserve">Arka plan kaydeden uygulamaların aracılığı ile yetkisiz </w:t>
+      </w:r>
+      <w:proofErr w:type="spellStart"/>
+      <w:r>
+        <w:t>kişlerin</w:t>
+      </w:r>
+      <w:proofErr w:type="spellEnd"/>
+      <w:r>
+        <w:t xml:space="preserve"> </w:t>
       </w:r>
       <w:r>
         <w:t>bu bilgileri öğrenmemesi için kullanılır.</w:t>
@@ -319,18 +535,22 @@
       <w:r>
         <w:t xml:space="preserve"> Android için </w:t>
       </w:r>
+      <w:proofErr w:type="spellStart"/>
       <w:r>
         <w:t>WindowManager.LayoutParams.FLAG_SECURE</w:t>
       </w:r>
+      <w:proofErr w:type="spellEnd"/>
       <w:r>
         <w:t xml:space="preserve"> kullanılır. IOS için</w:t>
       </w:r>
       <w:r>
         <w:t xml:space="preserve"> </w:t>
       </w:r>
+      <w:proofErr w:type="spellStart"/>
       <w:r>
         <w:t>UIScreen.capturedDidChangeNotification</w:t>
       </w:r>
+      <w:proofErr w:type="spellEnd"/>
       <w:r>
         <w:t xml:space="preserve"> kullanılır.</w:t>
       </w:r>
@@ -363,10 +583,26 @@
         <w:t xml:space="preserve"> sistem yetkilerine normal kullanıcılar dahi erişemezken</w:t>
       </w:r>
       <w:r>
-        <w:t xml:space="preserve"> root yetkilerinin açık olması potansiyel problemlere yo açar</w:t>
-      </w:r>
-      <w:r>
-        <w:t>.Gerçek zamanlı olarak RAM e bağlanıp</w:t>
+        <w:t xml:space="preserve"> </w:t>
+      </w:r>
+      <w:proofErr w:type="spellStart"/>
+      <w:r>
+        <w:t>root</w:t>
+      </w:r>
+      <w:proofErr w:type="spellEnd"/>
+      <w:r>
+        <w:t xml:space="preserve"> yetkilerinin açık olması potansiyel problemlere yo </w:t>
+      </w:r>
+      <w:proofErr w:type="spellStart"/>
+      <w:r>
+        <w:t>açar</w:t>
+      </w:r>
+      <w:r>
+        <w:t>.Gerçek</w:t>
+      </w:r>
+      <w:proofErr w:type="spellEnd"/>
+      <w:r>
+        <w:t xml:space="preserve"> zamanlı olarak RAM e bağlanıp</w:t>
       </w:r>
       <w:r>
         <w:t xml:space="preserve"> anahtar şifreleri gibi</w:t>
@@ -380,7 +616,15 @@
         <w:t>3-D)</w:t>
       </w:r>
       <w:r>
-        <w:t xml:space="preserve"> Düz metinlerde SQL veriler/komutlar okunabilen metin olarak saklanır ve çalınma veya yetkisiz erişim durumlarında kolayca ele geçirilebilir. SQLCipher </w:t>
+        <w:t xml:space="preserve"> Düz metinlerde SQL veriler/komutlar okunabilen metin olarak saklanır ve çalınma veya yetkisiz erişim durumlarında kolayca ele geçirilebilir. </w:t>
+      </w:r>
+      <w:proofErr w:type="spellStart"/>
+      <w:r>
+        <w:t>SQLCipher</w:t>
+      </w:r>
+      <w:proofErr w:type="spellEnd"/>
+      <w:r>
+        <w:t xml:space="preserve"> </w:t>
       </w:r>
       <w:r>
         <w:t>is verileri AES-256 yöntemi ile şifreleyerek saklar ve kullanılan şifreyi de başka bir şifre kullanarak saklar. Böylece anahtar olmadan veriler erişilemez olur.</w:t>
@@ -391,39 +635,161 @@
         <w:t>3-E)</w:t>
       </w:r>
       <w:r>
-        <w:t xml:space="preserve"> Access token login sistemi </w:t>
-      </w:r>
-      <w:r>
-        <w:t>yetkilendirme gerektiren noktalarda kullanıla kısa ömürlü token. Refresh token ise</w:t>
-      </w:r>
-      <w:r>
-        <w:t xml:space="preserve"> Access token süresi dolduğunda kullanıcının yeni bir Access token almasını sağlayan </w:t>
-      </w:r>
-      <w:r>
-        <w:t>görece çok daha uzun süreli token türüdür.</w:t>
-      </w:r>
-    </w:p>
-    <w:p>
-      <w:r>
-        <w:t>Access token daha sık kullanılır ve saldırganların eline geçmesi daha olasıdır</w:t>
-      </w:r>
-      <w:r>
-        <w:t>. Ayrıca uygulamalara erişim sağlamamızı sağlayan esas token türüdür ve çalınması durumunda</w:t>
-      </w:r>
-      <w:r>
-        <w:t xml:space="preserve"> kısa süre içinde yetkisizleştirmesi için kısa süreli tutulur.</w:t>
-      </w:r>
-    </w:p>
-    <w:p>
-      <w:r>
-        <w:t>Refresh token veri tabanlarında tutulması açısından daha güvenlidir ve kullanıcının Access tokenı bittiğinde kullanıcı için otomatik olarak yeni Access token ister. Kısa olsaydı Access token dan bir farkı olmaz</w:t>
+        <w:t xml:space="preserve"> Access </w:t>
+      </w:r>
+      <w:proofErr w:type="spellStart"/>
+      <w:r>
+        <w:t>token</w:t>
+      </w:r>
+      <w:proofErr w:type="spellEnd"/>
+      <w:r>
+        <w:t xml:space="preserve"> login sistemi </w:t>
+      </w:r>
+      <w:r>
+        <w:t xml:space="preserve">yetkilendirme gerektiren noktalarda kullanıla kısa ömürlü </w:t>
+      </w:r>
+      <w:proofErr w:type="spellStart"/>
+      <w:r>
+        <w:t>token</w:t>
+      </w:r>
+      <w:proofErr w:type="spellEnd"/>
+      <w:r>
+        <w:t xml:space="preserve">. </w:t>
+      </w:r>
+      <w:proofErr w:type="spellStart"/>
+      <w:r>
+        <w:t>Refresh</w:t>
+      </w:r>
+      <w:proofErr w:type="spellEnd"/>
+      <w:r>
+        <w:t xml:space="preserve"> </w:t>
+      </w:r>
+      <w:proofErr w:type="spellStart"/>
+      <w:r>
+        <w:t>token</w:t>
+      </w:r>
+      <w:proofErr w:type="spellEnd"/>
+      <w:r>
+        <w:t xml:space="preserve"> ise</w:t>
+      </w:r>
+      <w:r>
+        <w:t xml:space="preserve"> Access </w:t>
+      </w:r>
+      <w:proofErr w:type="spellStart"/>
+      <w:r>
+        <w:t>token</w:t>
+      </w:r>
+      <w:proofErr w:type="spellEnd"/>
+      <w:r>
+        <w:t xml:space="preserve"> süresi dolduğunda kullanıcının yeni bir Access </w:t>
+      </w:r>
+      <w:proofErr w:type="spellStart"/>
+      <w:r>
+        <w:t>token</w:t>
+      </w:r>
+      <w:proofErr w:type="spellEnd"/>
+      <w:r>
+        <w:t xml:space="preserve"> almasını sağlayan </w:t>
+      </w:r>
+      <w:r>
+        <w:t xml:space="preserve">görece çok daha uzun süreli </w:t>
+      </w:r>
+      <w:proofErr w:type="spellStart"/>
+      <w:r>
+        <w:t>token</w:t>
+      </w:r>
+      <w:proofErr w:type="spellEnd"/>
+      <w:r>
+        <w:t xml:space="preserve"> türüdür.</w:t>
+      </w:r>
+    </w:p>
+    <w:p>
+      <w:r>
+        <w:t xml:space="preserve">Access </w:t>
+      </w:r>
+      <w:proofErr w:type="spellStart"/>
+      <w:r>
+        <w:t>token</w:t>
+      </w:r>
+      <w:proofErr w:type="spellEnd"/>
+      <w:r>
+        <w:t xml:space="preserve"> daha sık kullanılır ve saldırganların eline geçmesi daha olasıdır</w:t>
+      </w:r>
+      <w:r>
+        <w:t xml:space="preserve">. Ayrıca uygulamalara erişim sağlamamızı sağlayan esas </w:t>
+      </w:r>
+      <w:proofErr w:type="spellStart"/>
+      <w:r>
+        <w:t>token</w:t>
+      </w:r>
+      <w:proofErr w:type="spellEnd"/>
+      <w:r>
+        <w:t xml:space="preserve"> türüdür ve çalınması durumunda</w:t>
+      </w:r>
+      <w:r>
+        <w:t xml:space="preserve"> kısa süre içinde </w:t>
+      </w:r>
+      <w:proofErr w:type="spellStart"/>
+      <w:r>
+        <w:t>yetkisizleştirmesi</w:t>
+      </w:r>
+      <w:proofErr w:type="spellEnd"/>
+      <w:r>
+        <w:t xml:space="preserve"> için kısa süreli tutulur.</w:t>
+      </w:r>
+    </w:p>
+    <w:p>
+      <w:proofErr w:type="spellStart"/>
+      <w:r>
+        <w:t>Refresh</w:t>
+      </w:r>
+      <w:proofErr w:type="spellEnd"/>
+      <w:r>
+        <w:t xml:space="preserve"> </w:t>
+      </w:r>
+      <w:proofErr w:type="spellStart"/>
+      <w:r>
+        <w:t>token</w:t>
+      </w:r>
+      <w:proofErr w:type="spellEnd"/>
+      <w:r>
+        <w:t xml:space="preserve"> veri tabanlarında tutulması açısından daha güvenlidir ve kullanıcının Access </w:t>
+      </w:r>
+      <w:proofErr w:type="spellStart"/>
+      <w:r>
+        <w:t>tokenı</w:t>
+      </w:r>
+      <w:proofErr w:type="spellEnd"/>
+      <w:r>
+        <w:t xml:space="preserve"> bittiğinde kullanıcı için otomatik olarak yeni Access </w:t>
+      </w:r>
+      <w:proofErr w:type="spellStart"/>
+      <w:r>
+        <w:t>token</w:t>
+      </w:r>
+      <w:proofErr w:type="spellEnd"/>
+      <w:r>
+        <w:t xml:space="preserve"> ister. Kısa olsaydı Access </w:t>
+      </w:r>
+      <w:proofErr w:type="spellStart"/>
+      <w:r>
+        <w:t>token</w:t>
+      </w:r>
+      <w:proofErr w:type="spellEnd"/>
+      <w:r>
+        <w:t xml:space="preserve"> dan bir farkı olmaz</w:t>
       </w:r>
       <w:r>
         <w:t xml:space="preserve">dı ama ele geçirilmesi durumunda </w:t>
       </w:r>
       <w:r>
-        <w:t>saldırganın uygulamayı kullanmak için yeni Access tokenlar</w:t>
-      </w:r>
+        <w:t xml:space="preserve">saldırganın uygulamayı kullanmak için yeni Access </w:t>
+      </w:r>
+      <w:proofErr w:type="spellStart"/>
+      <w:r>
+        <w:t>tokenlar</w:t>
+      </w:r>
+      <w:proofErr w:type="spellEnd"/>
       <w:r>
         <w:t xml:space="preserve"> almasını sağlar. Uzun süreli olması da tespit edilmesini zorlaştırabilir.</w:t>
       </w:r>
@@ -442,13 +808,39 @@
         <w:t xml:space="preserve"> </w:t>
       </w:r>
       <w:r>
-        <w:t>yeni Access token üretimini engellemek için refresh</w:t>
-      </w:r>
-      <w:r>
-        <w:t xml:space="preserve"> token iptal edilir.</w:t>
-      </w:r>
+        <w:t xml:space="preserve">yeni Access </w:t>
+      </w:r>
+      <w:proofErr w:type="spellStart"/>
+      <w:r>
+        <w:t>token</w:t>
+      </w:r>
+      <w:proofErr w:type="spellEnd"/>
+      <w:r>
+        <w:t xml:space="preserve"> üretimini engellemek için </w:t>
+      </w:r>
+      <w:proofErr w:type="spellStart"/>
+      <w:r>
+        <w:t>refresh</w:t>
+      </w:r>
+      <w:proofErr w:type="spellEnd"/>
       <w:r>
         <w:t xml:space="preserve"> </w:t>
+      </w:r>
+      <w:proofErr w:type="spellStart"/>
+      <w:r>
+        <w:t>token</w:t>
+      </w:r>
+      <w:proofErr w:type="spellEnd"/>
+      <w:r>
+        <w:t xml:space="preserve"> iptal edilir.</w:t>
+      </w:r>
+      <w:r>
+        <w:t xml:space="preserve"> </w:t>
+      </w:r>
+    </w:p>
+    <w:p>
+      <w:r>
+        <w:t>https://github.com/eren3421/SoftIto-Mobile-4donem-egitim/tree/feature/sql_odevi</w:t>
       </w:r>
     </w:p>
     <w:sectPr>
@@ -1064,6 +1456,7 @@
   <w:style w:type="character" w:default="1" w:styleId="VarsaylanParagrafYazTipi">
     <w:name w:val="Default Paragraph Font"/>
     <w:uiPriority w:val="1"/>
+    <w:semiHidden/>
     <w:unhideWhenUsed/>
   </w:style>
   <w:style w:type="table" w:default="1" w:styleId="NormalTablo">
